--- a/client_rules/ESIS.docx
+++ b/client_rules/ESIS.docx
@@ -91,13 +91,18 @@
         </w:numPr>
       </w:pPr>
       <w:r>
-        <w:t>NADA, REDBOOK or KBB printout showing the Clean Retail Value of the unit is required with all files - Repairable or Total Loss based on the state and process as listed below. </w:t>
-      </w:r>
-      <w:r>
-        <w:t>This may include NADA, J.D. Power, Kelly Blue Book, Edmunds, Carfax, Cars.co</w:t>
-      </w:r>
-      <w:r>
-        <w:t>m</w:t>
+        <w:t xml:space="preserve">NADA, REDBOOK or KBB printout showing the Clean Retail Value of the unit is required with all files - Repairable or Total </w:t>
+      </w:r>
+      <w:proofErr w:type="gramStart"/>
+      <w:r>
+        <w:t>Loss based</w:t>
+      </w:r>
+      <w:proofErr w:type="gramEnd"/>
+      <w:r>
+        <w:t xml:space="preserve"> on the state and process as listed below. </w:t>
+      </w:r>
+      <w:r>
+        <w:t>This may include NADA, J.D. Power, Kelly Blue Book, Edmunds, Carfax, Cars.com</w:t>
       </w:r>
     </w:p>
     <w:p>
@@ -141,7 +146,15 @@
         </w:numPr>
       </w:pPr>
       <w:r>
-        <w:t>NY Files must have a copy of the REDBOOK.  The RAS will click the “TL additional task required” and MD will run the Redbook value before delivering.  The appraiser only has to upload the CCC form. </w:t>
+        <w:t xml:space="preserve">NY Files must have a copy of the REDBOOK.  The RAS will click the “TL additional task required” and MD will run the Redbook value before delivering.  The appraiser only </w:t>
+      </w:r>
+      <w:proofErr w:type="gramStart"/>
+      <w:r>
+        <w:t>has to</w:t>
+      </w:r>
+      <w:proofErr w:type="gramEnd"/>
+      <w:r>
+        <w:t xml:space="preserve"> upload the CCC form. </w:t>
       </w:r>
     </w:p>
     <w:p>
@@ -152,7 +165,23 @@
         </w:numPr>
       </w:pPr>
       <w:r>
-        <w:t>All Other States, provide a Kelly Blue Book (KBB) print out on all files.</w:t>
+        <w:t xml:space="preserve">All Other </w:t>
+      </w:r>
+      <w:proofErr w:type="gramStart"/>
+      <w:r>
+        <w:t>States,</w:t>
+      </w:r>
+      <w:proofErr w:type="gramEnd"/>
+      <w:r>
+        <w:t xml:space="preserve"> provide a Kelly Blue Book (KBB) </w:t>
+      </w:r>
+      <w:proofErr w:type="gramStart"/>
+      <w:r>
+        <w:t>print</w:t>
+      </w:r>
+      <w:proofErr w:type="gramEnd"/>
+      <w:r>
+        <w:t xml:space="preserve"> out on all files.</w:t>
       </w:r>
     </w:p>
     <w:p>
@@ -241,7 +270,15 @@
         </w:numPr>
       </w:pPr>
       <w:r>
-        <w:t>At least 4 photos of the damage area</w:t>
+        <w:t xml:space="preserve">At least 4 photos of the </w:t>
+      </w:r>
+      <w:proofErr w:type="gramStart"/>
+      <w:r>
+        <w:t>damage</w:t>
+      </w:r>
+      <w:proofErr w:type="gramEnd"/>
+      <w:r>
+        <w:t xml:space="preserve"> area</w:t>
       </w:r>
     </w:p>
     <w:p>
@@ -397,7 +434,15 @@
         </w:numPr>
       </w:pPr>
       <w:r>
-        <w:t>Carpet condition (front and rear - be sure to lift up floor mats)</w:t>
+        <w:t xml:space="preserve">Carpet condition (front and rear - be sure to </w:t>
+      </w:r>
+      <w:proofErr w:type="gramStart"/>
+      <w:r>
+        <w:t>lift up</w:t>
+      </w:r>
+      <w:proofErr w:type="gramEnd"/>
+      <w:r>
+        <w:t xml:space="preserve"> floor mats)</w:t>
       </w:r>
     </w:p>
     <w:p>
@@ -486,7 +531,15 @@
         </w:numPr>
       </w:pPr>
       <w:r>
-        <w:t>Any other needed photos to depict damage, UPD or conditioning</w:t>
+        <w:t xml:space="preserve">Any other </w:t>
+      </w:r>
+      <w:proofErr w:type="gramStart"/>
+      <w:r>
+        <w:t>needed photos</w:t>
+      </w:r>
+      <w:proofErr w:type="gramEnd"/>
+      <w:r>
+        <w:t xml:space="preserve"> to depict damage, UPD or conditioning</w:t>
       </w:r>
     </w:p>
     <w:p>
@@ -577,10 +630,12 @@
         <w:t xml:space="preserve">No LKQ or Aftermarket parts are to be used on suspension, </w:t>
       </w:r>
       <w:proofErr w:type="spellStart"/>
+      <w:proofErr w:type="gramStart"/>
       <w:r>
         <w:t>steeringor</w:t>
       </w:r>
       <w:proofErr w:type="spellEnd"/>
+      <w:proofErr w:type="gramEnd"/>
       <w:r>
         <w:t xml:space="preserve"> safety components. - OEM Only</w:t>
       </w:r>
@@ -655,7 +710,23 @@
         </w:numPr>
       </w:pPr>
       <w:r>
-        <w:t>Fill out CCC form and Call in using office ID : 93851</w:t>
+        <w:t xml:space="preserve">Fill out CCC form and </w:t>
+      </w:r>
+      <w:proofErr w:type="gramStart"/>
+      <w:r>
+        <w:t>Call</w:t>
+      </w:r>
+      <w:proofErr w:type="gramEnd"/>
+      <w:r>
+        <w:t xml:space="preserve"> in using office </w:t>
+      </w:r>
+      <w:proofErr w:type="gramStart"/>
+      <w:r>
+        <w:t>ID :</w:t>
+      </w:r>
+      <w:proofErr w:type="gramEnd"/>
+      <w:r>
+        <w:t xml:space="preserve"> 93851</w:t>
       </w:r>
     </w:p>
     <w:p>
@@ -678,7 +749,15 @@
         </w:numPr>
       </w:pPr>
       <w:r>
-        <w:t>Provide a Kelly Blue Book (KBB) print out on all files whether repairable or a total loss in CA only</w:t>
+        <w:t xml:space="preserve">Provide a Kelly Blue Book (KBB) </w:t>
+      </w:r>
+      <w:proofErr w:type="gramStart"/>
+      <w:r>
+        <w:t>print</w:t>
+      </w:r>
+      <w:proofErr w:type="gramEnd"/>
+      <w:r>
+        <w:t xml:space="preserve"> out on all files whether repairable or a total loss in CA only</w:t>
       </w:r>
     </w:p>
     <w:p>
@@ -689,7 +768,15 @@
         </w:numPr>
       </w:pPr>
       <w:r>
-        <w:t>Hertz NY files must have a copy of the REDBOOK.  The RAS will click the “TL additional task required” and MD will run the Redbook value before delivering.  The appraiser only has to upload the CCC form.</w:t>
+        <w:t xml:space="preserve">Hertz NY files must have a copy of the REDBOOK.  The RAS will click the “TL additional task required” and MD will run the Redbook value before delivering.  The appraiser only </w:t>
+      </w:r>
+      <w:proofErr w:type="gramStart"/>
+      <w:r>
+        <w:t>has to</w:t>
+      </w:r>
+      <w:proofErr w:type="gramEnd"/>
+      <w:r>
+        <w:t xml:space="preserve"> upload the CCC form.</w:t>
       </w:r>
     </w:p>
     <w:p>
@@ -804,8 +891,13 @@
       </w:r>
     </w:p>
     <w:p>
-      <w:r>
-        <w:t xml:space="preserve">  Include towing, storage or teardown charges in your estimate </w:t>
+      <w:proofErr w:type="gramStart"/>
+      <w:r>
+        <w:t>  Include</w:t>
+      </w:r>
+      <w:proofErr w:type="gramEnd"/>
+      <w:r>
+        <w:t xml:space="preserve"> towing, storage or teardown charges in your estimate </w:t>
       </w:r>
       <w:proofErr w:type="spellStart"/>
       <w:r>
@@ -891,7 +983,15 @@
         </w:numPr>
       </w:pPr>
       <w:r>
-        <w:t>Apply betterment/depreciation on both insured and claimant vehicles on parts with a limited life expectancy; Tires, Batteries, Shocks, Mechanical etc.  </w:t>
+        <w:t xml:space="preserve">Apply betterment/depreciation on both insured and claimant vehicles on parts with a limited life </w:t>
+      </w:r>
+      <w:proofErr w:type="gramStart"/>
+      <w:r>
+        <w:t>expectancy;</w:t>
+      </w:r>
+      <w:proofErr w:type="gramEnd"/>
+      <w:r>
+        <w:t xml:space="preserve"> Tires, Batteries, Shocks, Mechanical etc.  </w:t>
       </w:r>
     </w:p>
     <w:p>
@@ -972,10 +1072,7 @@
         <w:t>Printout required on all files - Repairable or Total Loss</w:t>
       </w:r>
       <w:r>
-        <w:t xml:space="preserve">. </w:t>
-      </w:r>
-      <w:r>
-        <w:t>This may include NADA, J.D. Power, Kelly Blue Book, Edmunds, Carfax, Cars.co</w:t>
+        <w:t>. This may include NADA, J.D. Power, Kelly Blue Book, Edmunds, Carfax, Cars.co</w:t>
       </w:r>
       <w:r>
         <w:t>m</w:t>
@@ -989,7 +1086,23 @@
         </w:numPr>
       </w:pPr>
       <w:r>
-        <w:t>Comment in your Appraisal Report the "Approximate Market Value" of the unit. </w:t>
+        <w:t xml:space="preserve">Comment </w:t>
+      </w:r>
+      <w:proofErr w:type="gramStart"/>
+      <w:r>
+        <w:t>in</w:t>
+      </w:r>
+      <w:proofErr w:type="gramEnd"/>
+      <w:r>
+        <w:t xml:space="preserve"> your Appraisal </w:t>
+      </w:r>
+      <w:proofErr w:type="gramStart"/>
+      <w:r>
+        <w:t>Report</w:t>
+      </w:r>
+      <w:proofErr w:type="gramEnd"/>
+      <w:r>
+        <w:t xml:space="preserve"> the "Approximate Market Value" of the unit. </w:t>
       </w:r>
     </w:p>
     <w:p>

--- a/client_rules/ESIS.docx
+++ b/client_rules/ESIS.docx
@@ -627,17 +627,13 @@
         </w:numPr>
       </w:pPr>
       <w:r>
-        <w:t xml:space="preserve">No LKQ or Aftermarket parts are to be used on suspension, </w:t>
-      </w:r>
-      <w:proofErr w:type="spellStart"/>
-      <w:proofErr w:type="gramStart"/>
-      <w:r>
-        <w:t>steeringor</w:t>
-      </w:r>
-      <w:proofErr w:type="spellEnd"/>
-      <w:proofErr w:type="gramEnd"/>
-      <w:r>
-        <w:t xml:space="preserve"> safety components. - OEM Only</w:t>
+        <w:t>No LKQ or Aftermarket parts are to be used on suspension, steering</w:t>
+      </w:r>
+      <w:r>
+        <w:t xml:space="preserve"> </w:t>
+      </w:r>
+      <w:r>
+        <w:t>or safety components. - OEM Only</w:t>
       </w:r>
     </w:p>
     <w:p>
@@ -1046,7 +1042,7 @@
         </w:numPr>
       </w:pPr>
       <w:r>
-        <w:t>Complete the Core appraisal report in its entirety and provide specific detailed inspection notes.</w:t>
+        <w:t>Complete the appraisal report in its entirety and provide specific detailed inspection notes.</w:t>
       </w:r>
     </w:p>
     <w:p>
